--- a/导出_Word/Matbox_代码持续质检与安全自检_开发文档_FINAL.docx
+++ b/导出_Word/Matbox_代码持续质检与安全自检_开发文档_FINAL.docx
@@ -22,7 +22,7 @@
     </w:p>
     <w:p>
       <w:r>
-        <w:t>生成于：2026-09-08 19:48（仓库 77565e8）</w:t>
+        <w:t>生成于：2026-09-09 02:28（仓库 4919e24）</w:t>
       </w:r>
     </w:p>
     <w:p>
@@ -305,7 +305,7 @@
     </w:p>
     <w:p>
       <w:r>
-        <w:t>当前：20 / 22 项齐备，1 项部分，1 项缺</w:t>
+        <w:t>当前：24 / 24 项齐备，0 项部分，0 项缺</w:t>
       </w:r>
     </w:p>
     <w:tbl>
@@ -410,7 +410,7 @@
           </w:tcPr>
           <w:p>
             <w:r>
-              <w:t>FINAL §4.18.1：Java/Spring Boot（RuoYi-Vue-Pro 基座）+ PostgreSQL + Flyway + 共享表 tenant_id。数据库这条是 2026-09-08 首次明确记录，此前全仓库只有顺带提及，且从没人核过它跟 RuoYi 默认 MySQL 是否冲突（已查证：RuoYi-Vue-Pro 官方支持 PostgreSQL，不冲突）</w:t>
+              <w:t>FINAL §4.18.1：Java/Spring Boot（RuoYi-Vue-Pro 基座）+ PostgreSQL + Flyway + 共享表 tenant_id。2026-09-09 补上出处：此前写了「已核实 RuoYi 支持 PostgreSQL」却没给来源，等于没验。现已查证——官方仓库有专门的 sql/postgresql/ruoyi-vue-pro.sql，官方支持 MySQL/Oracle/PostgreSQL/SQLServer/MariaDB/达梦/TiDB（github.com/YunaiV/ruoyi-vue-pro）。结论成立。</w:t>
             </w:r>
           </w:p>
         </w:tc>
@@ -1240,7 +1240,7 @@
           </w:tcPr>
           <w:p>
             <w:r>
-              <w:t>🟡</w:t>
+              <w:t>✅</w:t>
             </w:r>
           </w:p>
         </w:tc>
@@ -1250,7 +1250,7 @@
           </w:tcPr>
           <w:p>
             <w:r>
-              <w:t>FINAL §4.18：四步起环境 + 三条冒烟验证标准已写死。但那是规格不是实测——Matbox 真代码库还没有第一行代码，跑不通，真实耗时待 Stage 10 回填。这是唯一一项真的必须开工后才能补</w:t>
+              <w:t>2026-09-09 由 CI 实测证实，不再是纸面规格。四步：① clone → ② 准备 PostgreSQL（CI 用 postgres:16 service；本地连接串走 MATBOX_DB_URL/USER/PASSWORD 环境变量）→ ③ cd backend &amp;&amp; mvn -B verify → ④ 看到 Successfully applied 1 migration 与 BUILD SUCCESS 即环境就绪。真实耗时：干净机器上 65 秒（含 JDK 安装与依赖下载），其中 Maven 本身 23.6 秒。步骤写在 backend/README.md。</w:t>
             </w:r>
           </w:p>
         </w:tc>
@@ -1282,7 +1282,7 @@
           </w:tcPr>
           <w:p>
             <w:r>
-              <w:t>❌</w:t>
+              <w:t>✅</w:t>
             </w:r>
           </w:p>
         </w:tc>
@@ -1292,7 +1292,91 @@
           </w:tcPr>
           <w:p>
             <w:r>
-              <w:t>13 个功能全部 UNASSIGNED_STAGE10。不需要等开工，等用户决定派给谁（或先把 F-QUEUE-001 的自认领机制 QUEUE-F005~F010 建起来）</w:t>
+              <w:t>2026-09-09 用户指定：opencode。13 个功能的 Implementer 全部落实，RC5 第19条「所有施工面必须有人负责」满足。此前 UNASSIGNED_STAGE10 的状态解除。</w:t>
+            </w:r>
+          </w:p>
+        </w:tc>
+      </w:tr>
+      <w:tr>
+        <w:tc>
+          <w:tcPr>
+            <w:tcW w:type="dxa" w:w="2160"/>
+          </w:tcPr>
+          <w:p>
+            <w:r>
+              <w:t>23</w:t>
+            </w:r>
+          </w:p>
+        </w:tc>
+        <w:tc>
+          <w:tcPr>
+            <w:tcW w:type="dxa" w:w="2160"/>
+          </w:tcPr>
+          <w:p>
+            <w:r>
+              <w:t>项目骨架已初始化（可以 clone 下来就跑）</w:t>
+            </w:r>
+          </w:p>
+        </w:tc>
+        <w:tc>
+          <w:tcPr>
+            <w:tcW w:type="dxa" w:w="2160"/>
+          </w:tcPr>
+          <w:p>
+            <w:r>
+              <w:t>✅</w:t>
+            </w:r>
+          </w:p>
+        </w:tc>
+        <w:tc>
+          <w:tcPr>
+            <w:tcW w:type="dxa" w:w="2160"/>
+          </w:tcPr>
+          <w:p>
+            <w:r>
+              <w:t>2026-09-09 建成并真跑通。分支 stage10-skeleton → CI 绿 → 已合入 main (a9abd652)。CI 日志实证：Flyway Successfully applied 1 migration to schema "public", now at version v1，Tests run: 2, Failures: 0，BUILD SUCCESS，Total time 23.6s。含 backend/pom.xml（Spring Boot 3.3.5 / Java 17）、modules/dev-quality、V1__dq_core_tables.sql（8 表 7 索引，专项01 §20 原文）、GitHub Actions（起真 postgres:16 跑迁移并回查建表结果）。判定标准不是文件建好了，是 CI 那个绿。</w:t>
+            </w:r>
+          </w:p>
+        </w:tc>
+      </w:tr>
+      <w:tr>
+        <w:tc>
+          <w:tcPr>
+            <w:tcW w:type="dxa" w:w="2160"/>
+          </w:tcPr>
+          <w:p>
+            <w:r>
+              <w:t>24</w:t>
+            </w:r>
+          </w:p>
+        </w:tc>
+        <w:tc>
+          <w:tcPr>
+            <w:tcW w:type="dxa" w:w="2160"/>
+          </w:tcPr>
+          <w:p>
+            <w:r>
+              <w:t>SCM 平台已定（F-DQ-011 依赖）</w:t>
+            </w:r>
+          </w:p>
+        </w:tc>
+        <w:tc>
+          <w:tcPr>
+            <w:tcW w:type="dxa" w:w="2160"/>
+          </w:tcPr>
+          <w:p>
+            <w:r>
+              <w:t>✅</w:t>
+            </w:r>
+          </w:p>
+        </w:tc>
+        <w:tc>
+          <w:tcPr>
+            <w:tcW w:type="dxa" w:w="2160"/>
+          </w:tcPr>
+          <w:p>
+            <w:r>
+              <w:t>专项01 §25 WP-DQ-08 备注写着「依赖 SCM 平台最终选型（尚未确定 GitHub/GitLab）」，但 2026-09-09 核实：真实仓库 xyhzai/matbox 就在 GitHub 上，默认分支 main，已有 3 个分支。事实上已定，文档那句话过期了，F-DQ-011 按 GitHub 实现即可。</w:t>
             </w:r>
           </w:p>
         </w:tc>
@@ -8443,19 +8527,7 @@
         <w:pStyle w:val="Heading2"/>
       </w:pPr>
       <w:r>
-        <w:t>⑩ 责任角色　🟡 部分</w:t>
-      </w:r>
-    </w:p>
-    <w:p>
-      <w:pPr>
-        <w:ind w:left="360"/>
-      </w:pPr>
-      <w:r>
-        <w:rPr>
-          <w:i/>
-          <w:color w:val="555555"/>
-        </w:rPr>
-        <w:t>状态：🟡 部分 —— Feature Owner / Source Reviewer / Acceptance Owner 已填；13 个功能的 Implementer 全部 UNASSIGNED_STAGE10。RC5 第19条硬条件：少一个施工面没人负责就不能派发 AI。这一条只有用户能定</w:t>
+        <w:t>⑩ 责任角色　✅ 已备齐</w:t>
       </w:r>
     </w:p>
     <w:tbl>

--- a/导出_Word/Matbox_代码持续质检与安全自检_开发文档_FINAL.docx
+++ b/导出_Word/Matbox_代码持续质检与安全自检_开发文档_FINAL.docx
@@ -22,7 +22,7 @@
     </w:p>
     <w:p>
       <w:r>
-        <w:t>生成于：2026-09-09 02:28（仓库 4919e24）</w:t>
+        <w:t>生成于：2026-09-09 03:08（仓库 7e4581d）</w:t>
       </w:r>
     </w:p>
     <w:p>

--- a/导出_Word/Matbox_代码持续质检与安全自检_开发文档_FINAL.docx
+++ b/导出_Word/Matbox_代码持续质检与安全自检_开发文档_FINAL.docx
@@ -22,7 +22,7 @@
     </w:p>
     <w:p>
       <w:r>
-        <w:t>生成于：2026-09-09 03:08（仓库 7e4581d）</w:t>
+        <w:t>生成于：2026-09-09 04:01（仓库 dfebcea）</w:t>
       </w:r>
     </w:p>
     <w:p>

--- a/导出_Word/Matbox_代码持续质检与安全自检_开发文档_FINAL.docx
+++ b/导出_Word/Matbox_代码持续质检与安全自检_开发文档_FINAL.docx
@@ -22,7 +22,7 @@
     </w:p>
     <w:p>
       <w:r>
-        <w:t>生成于：2026-09-09 04:01（仓库 dfebcea）</w:t>
+        <w:t>生成于：2026-09-09 10:40（仓库 70f9058）</w:t>
       </w:r>
     </w:p>
     <w:p>

--- a/导出_Word/Matbox_代码持续质检与安全自检_开发文档_FINAL.docx
+++ b/导出_Word/Matbox_代码持续质检与安全自检_开发文档_FINAL.docx
@@ -22,7 +22,7 @@
     </w:p>
     <w:p>
       <w:r>
-        <w:t>生成于：2026-09-09 10:40（仓库 70f9058）</w:t>
+        <w:t>生成于：2026-09-09 11:49（仓库 e887ae7）</w:t>
       </w:r>
     </w:p>
     <w:p>

--- a/导出_Word/Matbox_代码持续质检与安全自检_开发文档_FINAL.docx
+++ b/导出_Word/Matbox_代码持续质检与安全自检_开发文档_FINAL.docx
@@ -22,7 +22,7 @@
     </w:p>
     <w:p>
       <w:r>
-        <w:t>生成于：2026-09-09 11:49（仓库 e887ae7）</w:t>
+        <w:t>生成于：2026-09-09 13:27（仓库 542ed7f）</w:t>
       </w:r>
     </w:p>
     <w:p>

--- a/导出_Word/Matbox_代码持续质检与安全自检_开发文档_FINAL.docx
+++ b/导出_Word/Matbox_代码持续质检与安全自检_开发文档_FINAL.docx
@@ -22,7 +22,7 @@
     </w:p>
     <w:p>
       <w:r>
-        <w:t>生成于：2026-09-09 13:27（仓库 542ed7f）</w:t>
+        <w:t>生成于：2026-09-09 15:23（仓库 a13b2d8）</w:t>
       </w:r>
     </w:p>
     <w:p>

--- a/导出_Word/Matbox_代码持续质检与安全自检_开发文档_FINAL.docx
+++ b/导出_Word/Matbox_代码持续质检与安全自检_开发文档_FINAL.docx
@@ -22,7 +22,7 @@
     </w:p>
     <w:p>
       <w:r>
-        <w:t>生成于：2026-09-09 15:23（仓库 a13b2d8）</w:t>
+        <w:t>生成于：2026-09-09 16:53（仓库 c914c97）</w:t>
       </w:r>
     </w:p>
     <w:p>

--- a/导出_Word/Matbox_代码持续质检与安全自检_开发文档_FINAL.docx
+++ b/导出_Word/Matbox_代码持续质检与安全自检_开发文档_FINAL.docx
@@ -22,7 +22,7 @@
     </w:p>
     <w:p>
       <w:r>
-        <w:t>生成于：2026-09-09 16:53（仓库 c914c97）</w:t>
+        <w:t>生成于：2026-09-09 18:21（仓库 b187d23）</w:t>
       </w:r>
     </w:p>
     <w:p>

--- a/导出_Word/Matbox_代码持续质检与安全自检_开发文档_FINAL.docx
+++ b/导出_Word/Matbox_代码持续质检与安全自检_开发文档_FINAL.docx
@@ -22,7 +22,7 @@
     </w:p>
     <w:p>
       <w:r>
-        <w:t>生成于：2026-09-09 18:21（仓库 b187d23）</w:t>
+        <w:t>生成于：2026-09-09 19:14（仓库 2754fc2）</w:t>
       </w:r>
     </w:p>
     <w:p>

--- a/导出_Word/Matbox_代码持续质检与安全自检_开发文档_FINAL.docx
+++ b/导出_Word/Matbox_代码持续质检与安全自检_开发文档_FINAL.docx
@@ -22,7 +22,7 @@
     </w:p>
     <w:p>
       <w:r>
-        <w:t>生成于：2026-09-09 19:14（仓库 2754fc2）</w:t>
+        <w:t>生成于：2026-09-09 19:32（仓库 73c96cb）</w:t>
       </w:r>
     </w:p>
     <w:p>

--- a/导出_Word/Matbox_代码持续质检与安全自检_开发文档_FINAL.docx
+++ b/导出_Word/Matbox_代码持续质检与安全自检_开发文档_FINAL.docx
@@ -22,7 +22,7 @@
     </w:p>
     <w:p>
       <w:r>
-        <w:t>生成于：2026-09-09 19:32（仓库 73c96cb）</w:t>
+        <w:t>生成于：2026-09-09 22:12（仓库 ff58e90）</w:t>
       </w:r>
     </w:p>
     <w:p>

--- a/导出_Word/Matbox_代码持续质检与安全自检_开发文档_FINAL.docx
+++ b/导出_Word/Matbox_代码持续质检与安全自检_开发文档_FINAL.docx
@@ -22,7 +22,7 @@
     </w:p>
     <w:p>
       <w:r>
-        <w:t>生成于：2026-09-09 22:12（仓库 ff58e90）</w:t>
+        <w:t>生成于：2026-09-09 22:24（仓库 ef485aa）</w:t>
       </w:r>
     </w:p>
     <w:p>

--- a/导出_Word/Matbox_代码持续质检与安全自检_开发文档_FINAL.docx
+++ b/导出_Word/Matbox_代码持续质检与安全自检_开发文档_FINAL.docx
@@ -22,7 +22,7 @@
     </w:p>
     <w:p>
       <w:r>
-        <w:t>生成于：2026-09-09 22:24（仓库 ef485aa）</w:t>
+        <w:t>生成于：2026-09-09 22:49（仓库 ffaa924）</w:t>
       </w:r>
     </w:p>
     <w:p>

--- a/导出_Word/Matbox_代码持续质检与安全自检_开发文档_FINAL.docx
+++ b/导出_Word/Matbox_代码持续质检与安全自检_开发文档_FINAL.docx
@@ -22,7 +22,7 @@
     </w:p>
     <w:p>
       <w:r>
-        <w:t>生成于：2026-09-09 22:49（仓库 ffaa924）</w:t>
+        <w:t>生成于：2026-09-09 23:08（仓库 b2f07bd）</w:t>
       </w:r>
     </w:p>
     <w:p>

--- a/导出_Word/Matbox_代码持续质检与安全自检_开发文档_FINAL.docx
+++ b/导出_Word/Matbox_代码持续质检与安全自检_开发文档_FINAL.docx
@@ -22,7 +22,7 @@
     </w:p>
     <w:p>
       <w:r>
-        <w:t>生成于：2026-09-09 23:08（仓库 b2f07bd）</w:t>
+        <w:t>生成于：2026-09-10 01:24（仓库 c09fa66）</w:t>
       </w:r>
     </w:p>
     <w:p>

--- a/导出_Word/Matbox_代码持续质检与安全自检_开发文档_FINAL.docx
+++ b/导出_Word/Matbox_代码持续质检与安全自检_开发文档_FINAL.docx
@@ -22,7 +22,7 @@
     </w:p>
     <w:p>
       <w:r>
-        <w:t>生成于：2026-09-10 01:24（仓库 c09fa66）</w:t>
+        <w:t>生成于：2026-09-10 01:44（仓库 713d8b0）</w:t>
       </w:r>
     </w:p>
     <w:p>

--- a/导出_Word/Matbox_代码持续质检与安全自检_开发文档_FINAL.docx
+++ b/导出_Word/Matbox_代码持续质检与安全自检_开发文档_FINAL.docx
@@ -22,7 +22,7 @@
     </w:p>
     <w:p>
       <w:r>
-        <w:t>生成于：2026-09-10 01:44（仓库 713d8b0）</w:t>
+        <w:t>生成于：2026-09-10 17:35（仓库 33a8493）</w:t>
       </w:r>
     </w:p>
     <w:p>

--- a/导出_Word/Matbox_代码持续质检与安全自检_开发文档_FINAL.docx
+++ b/导出_Word/Matbox_代码持续质检与安全自检_开发文档_FINAL.docx
@@ -22,7 +22,7 @@
     </w:p>
     <w:p>
       <w:r>
-        <w:t>生成于：2026-09-10 17:35（仓库 33a8493）</w:t>
+        <w:t>生成于：2026-09-10 18:28（仓库 60e59d9）</w:t>
       </w:r>
     </w:p>
     <w:p>

--- a/导出_Word/Matbox_代码持续质检与安全自检_开发文档_FINAL.docx
+++ b/导出_Word/Matbox_代码持续质检与安全自检_开发文档_FINAL.docx
@@ -22,7 +22,7 @@
     </w:p>
     <w:p>
       <w:r>
-        <w:t>生成于：2026-09-10 18:28（仓库 60e59d9）</w:t>
+        <w:t>生成于：2026-09-10 18:38（仓库 80e78ad）</w:t>
       </w:r>
     </w:p>
     <w:p>

--- a/导出_Word/Matbox_代码持续质检与安全自检_开发文档_FINAL.docx
+++ b/导出_Word/Matbox_代码持续质检与安全自检_开发文档_FINAL.docx
@@ -22,7 +22,7 @@
     </w:p>
     <w:p>
       <w:r>
-        <w:t>生成于：2026-09-10 18:38（仓库 80e78ad）</w:t>
+        <w:t>生成于：2026-09-10 18:52（仓库 9ab99f6）</w:t>
       </w:r>
     </w:p>
     <w:p>

--- a/导出_Word/Matbox_代码持续质检与安全自检_开发文档_FINAL.docx
+++ b/导出_Word/Matbox_代码持续质检与安全自检_开发文档_FINAL.docx
@@ -22,7 +22,7 @@
     </w:p>
     <w:p>
       <w:r>
-        <w:t>生成于：2026-09-10 18:52（仓库 9ab99f6）</w:t>
+        <w:t>生成于：2026-09-10 19:22（仓库 b32b7ff）</w:t>
       </w:r>
     </w:p>
     <w:p>

--- a/导出_Word/Matbox_代码持续质检与安全自检_开发文档_FINAL.docx
+++ b/导出_Word/Matbox_代码持续质检与安全自检_开发文档_FINAL.docx
@@ -22,7 +22,7 @@
     </w:p>
     <w:p>
       <w:r>
-        <w:t>生成于：2026-09-10 19:22（仓库 b32b7ff）</w:t>
+        <w:t>生成于：2026-09-10 20:37（仓库 2e3f0ff）</w:t>
       </w:r>
     </w:p>
     <w:p>

--- a/导出_Word/Matbox_代码持续质检与安全自检_开发文档_FINAL.docx
+++ b/导出_Word/Matbox_代码持续质检与安全自检_开发文档_FINAL.docx
@@ -22,7 +22,7 @@
     </w:p>
     <w:p>
       <w:r>
-        <w:t>生成于：2026-09-10 20:37（仓库 2e3f0ff）</w:t>
+        <w:t>生成于：2026-09-10 20:49（仓库 78a56f9）</w:t>
       </w:r>
     </w:p>
     <w:p>

--- a/导出_Word/Matbox_代码持续质检与安全自检_开发文档_FINAL.docx
+++ b/导出_Word/Matbox_代码持续质检与安全自检_开发文档_FINAL.docx
@@ -22,7 +22,7 @@
     </w:p>
     <w:p>
       <w:r>
-        <w:t>生成于：2026-09-10 20:49（仓库 78a56f9）</w:t>
+        <w:t>生成于：2026-09-10 20:57（仓库 49be2b5）</w:t>
       </w:r>
     </w:p>
     <w:p>

--- a/导出_Word/Matbox_代码持续质检与安全自检_开发文档_FINAL.docx
+++ b/导出_Word/Matbox_代码持续质检与安全自检_开发文档_FINAL.docx
@@ -22,7 +22,7 @@
     </w:p>
     <w:p>
       <w:r>
-        <w:t>生成于：2026-09-10 20:57（仓库 49be2b5）</w:t>
+        <w:t>生成于：2026-09-10 21:17（仓库 aeecf4b）</w:t>
       </w:r>
     </w:p>
     <w:p>

--- a/导出_Word/Matbox_代码持续质检与安全自检_开发文档_FINAL.docx
+++ b/导出_Word/Matbox_代码持续质检与安全自检_开发文档_FINAL.docx
@@ -22,7 +22,7 @@
     </w:p>
     <w:p>
       <w:r>
-        <w:t>生成于：2026-09-10 21:17（仓库 aeecf4b）</w:t>
+        <w:t>生成于：2026-09-10 23:01（仓库 64366b9）</w:t>
       </w:r>
     </w:p>
     <w:p>

--- a/导出_Word/Matbox_代码持续质检与安全自检_开发文档_FINAL.docx
+++ b/导出_Word/Matbox_代码持续质检与安全自检_开发文档_FINAL.docx
@@ -22,7 +22,7 @@
     </w:p>
     <w:p>
       <w:r>
-        <w:t>生成于：2026-09-10 23:01（仓库 64366b9）</w:t>
+        <w:t>生成于：2026-09-10 23:31（仓库 8f9755a）</w:t>
       </w:r>
     </w:p>
     <w:p>
